--- a/Course_Preparation/00_READ_ME_FIRST/Study_Guide_VN.docx
+++ b/Course_Preparation/00_READ_ME_FIRST/Study_Guide_VN.docx
@@ -415,36 +415,6 @@
                 <w:sz w:val="20"/>
               </w:rPr>
               <w:t>Năm bài học, theo thứ tự.</w:t>
-            </w:r>
-          </w:p>
-        </w:tc>
-      </w:tr>
-      <w:tr>
-        <w:tc>
-          <w:tcPr>
-            <w:tcW w:type="dxa" w:w="4320"/>
-          </w:tcPr>
-          <w:p>
-            <w:r/>
-            <w:r>
-              <w:rPr>
-                <w:sz w:val="20"/>
-              </w:rPr>
-              <w:t>08_Advanced_Model/</w:t>
-            </w:r>
-          </w:p>
-        </w:tc>
-        <w:tc>
-          <w:tcPr>
-            <w:tcW w:type="dxa" w:w="4320"/>
-          </w:tcPr>
-          <w:p>
-            <w:r/>
-            <w:r>
-              <w:rPr>
-                <w:sz w:val="20"/>
-              </w:rPr>
-              <w:t>Bài học nâng cao tùy chọn (phân tích sống còn).</w:t>
             </w:r>
           </w:p>
         </w:tc>
@@ -1559,7 +1529,7 @@
         <w:rPr>
           <w:rFonts w:ascii="Calibri" w:hAnsi="Calibri"/>
         </w:rPr>
-        <w:t xml:space="preserve">Làm các bài học theo thứ tự: </w:t>
+        <w:t xml:space="preserve">Làm năm bài học theo thứ tự: </w:t>
       </w:r>
       <w:r>
         <w:rPr>
@@ -1572,7 +1542,7 @@
         <w:rPr>
           <w:rFonts w:ascii="Calibri" w:hAnsi="Calibri"/>
         </w:rPr>
-        <w:t>. (08 là tùy chọn.)</w:t>
+        <w:t>.</w:t>
       </w:r>
     </w:p>
     <w:p>
